--- a/Tai_lieu_SRS/03_Website_Quan_tri/03_Cong_tac_boi_thuong/Bieu_mau/Mau_06_BTNN_Template.docx
+++ b/Tai_lieu_SRS/03_Website_Quan_tri/03_Cong_tac_boi_thuong/Bieu_mau/Mau_06_BTNN_Template.docx
@@ -245,7 +245,7 @@
           <w:sz w:val="28"/>
           <w:szCs w:val="28"/>
         </w:rPr>
-        <w:t xml:space="preserve">Điều 1. Cử Ông/Bà ##HoTenNguoiGiaiQuyet##, Chức vụ: ##ChucVuNguoiGiaiQuyet##, đơn vị: ##DonViCongTacNguoiGQ## là người giải quyết bồi thường đối với yêu cầu bồi thường của Ông/Bà ##TenNguoiYeuCauBoiThuong##. Địa chỉ: ##DiaChiNguoiYeuCauBoiThuong##.</w:t>
+        <w:t xml:space="preserve">Điều 1. Cử Ông/Bà ##HoTenNguoiGiaiQuyet## Chức vụ: ##ChucVuNguoiGiaiQuyet## là người giải quyết bồi thường đối với yêu cầu bồi thường của Ông/Bà ##TenNguoiYeuCauBoiThuong## Địa chỉ: ##DiaChiNguoiYeuCauBoiThuong##</w:t>
       </w:r>
     </w:p>
     <w:p>
@@ -333,25 +333,7 @@
                 <w:sz w:val="22"/>
                 <w:szCs w:val="22"/>
               </w:rPr>
-              <w:t xml:space="preserve">- Như Điều 4;</w:t>
-            </w:r>
-          </w:p>
-          <w:p>
-            <w:r>
-              <w:rPr>
-                <w:sz w:val="22"/>
-                <w:szCs w:val="22"/>
-              </w:rPr>
-              <w:t xml:space="preserve">- ##TenCoQuanQuanLyNhaNuocBTNN##;</w:t>
-            </w:r>
-          </w:p>
-          <w:p>
-            <w:r>
-              <w:rPr>
-                <w:sz w:val="22"/>
-                <w:szCs w:val="22"/>
-              </w:rPr>
-              <w:t xml:space="preserve">- Lưu: VT, HSVV.</w:t>
+              <w:t xml:space="preserve">##NoiNhan##</w:t>
             </w:r>
           </w:p>
         </w:tc>
@@ -371,7 +353,7 @@
                 <w:sz w:val="28"/>
                 <w:szCs w:val="28"/>
               </w:rPr>
-              <w:t>##ChucVuNguoiDungDau##</w:t>
+              <w:t>##ChucVuNguoiKy##</w:t>
             </w:r>
           </w:p>
           <w:p>
@@ -384,7 +366,7 @@
                 <w:sz w:val="26"/>
                 <w:szCs w:val="26"/>
               </w:rPr>
-              <w:t>(Ký, ghi rõ họ tên, đóng dấu)</w:t>
+              <w:t>(Ký, ghi rõ họ tên và đóng dấu)</w:t>
             </w:r>
           </w:p>
           <w:p>
